--- a/cf/sh/u/files/u058.docx
+++ b/cf/sh/u/files/u058.docx
@@ -20,7 +20,7 @@
     </w:p>
     <w:p>
       <w:r>
-        <w:t>請針對每個題目，把答案填在「回答：」後面（越具體越好）；填好後請放回您的部門資料夾即可，不需回信。</w:t>
+        <w:t>這份問卷是想更了解您的實際作業，好把您的 AI 助理做得更貼近需求。第一部分請把答案填在「回答：」後面（越具體越好）；第二部分只是先讓您了解，之後用的時候再一起調整，不用現在填。填好後放回您的部門資料夾即可，不需回信。</w:t>
       </w:r>
     </w:p>
     <w:p>
@@ -32,8 +32,16 @@
       </w:r>
     </w:p>
     <w:p>
+      <w:pPr>
+        <w:pStyle w:val="Heading2"/>
+      </w:pPr>
       <w:r>
-        <w:t>1. 本題主體是繪圖(dwg)/轉PDF，可否確認只切出『對圖估算統計管路材料 takeoff 彙整』子任務，繪圖與判讀由設計師負責？</w:t>
+        <w:t>一、請您提供或確認的事情</w:t>
+      </w:r>
+    </w:p>
+    <w:p>
+      <w:r>
+        <w:t>1. 這題主體是「繪圖（畫 dwg／轉 PDF）」，屬於專業設計工作，AI 不取代；可以切出來做的是「對圖估算統計管路材料（料表 takeoff）」的彙整。</w:t>
       </w:r>
     </w:p>
     <w:p>
@@ -43,7 +51,7 @@
     </w:p>
     <w:p>
       <w:r>
-        <w:t>2. 管路材料／料號對照表與常用管件清單、單位在哪裡？</w:t>
+        <w:t>2. 請提供管路材料／料號對照表，以及常用管件（彎頭、三通、法蘭等）清單和計量單位，這是 takeoff 彙整的基礎。</w:t>
       </w:r>
     </w:p>
     <w:p>
@@ -53,7 +61,7 @@
     </w:p>
     <w:p>
       <w:r>
-        <w:t>3. 設計師判讀後的標準管段管件整理格式（管徑、材質、長度、各管件數量）為何？</w:t>
+        <w:t>3. 請提供設計師判讀圖面後、整理好的管段管件標準輸入格式（管徑、材質、長度、各管件數量），作為 AI 的輸入。</w:t>
       </w:r>
     </w:p>
     <w:p>
@@ -63,7 +71,7 @@
     </w:p>
     <w:p>
       <w:r>
-        <w:t>4. takeoff 估算規則（管材以長度、管件以數量、輔材估算方式）是什麼？</w:t>
+        <w:t>4. 請說明 takeoff 的估算規則（管材算長度、管件算數量、輔料怎麼估），讓 AI 照您的規則彙總。</w:t>
       </w:r>
     </w:p>
     <w:p>
@@ -73,7 +81,7 @@
     </w:p>
     <w:p>
       <w:r>
-        <w:t>5. 日後若要嘗試從圖面自動判讀，手繪／第三方圖面品質與標註一致性如何？</w:t>
+        <w:t>5. 圖面自動判讀屬於進階，先以「人判讀、AI 彙整」為主；若日後想試自動判圖，請先讓我評估手繪圖／第三方圖的品質和標註一致性。</w:t>
       </w:r>
     </w:p>
     <w:p>
@@ -82,13 +90,31 @@
       </w:r>
     </w:p>
     <w:p>
+      <w:pPr>
+        <w:pStyle w:val="Heading2"/>
+      </w:pPr>
       <w:r>
-        <w:t>6. 料號對應規則（管徑×材質→料號）與無對應料號時的處理方式？</w:t>
+        <w:t>二、要用了之後、跟 AI 一起調整的事情（先了解即可，不用現在填）</w:t>
       </w:r>
     </w:p>
     <w:p>
       <w:r>
-        <w:t>回答：</w:t>
+        <w:t>• 畫圖和看懂圖這兩步一律由設計師做，AI 只接手後段：把您整理好的管段管件清單彙整成材料料表，這條分工要先講清楚。</w:t>
+      </w:r>
+    </w:p>
+    <w:p>
+      <w:r>
+        <w:t>• 先拿設計師整理好的一份清單試跑，看 AI 有沒有正確彙總、對到正確料號，錯的地方告訴它就會修。</w:t>
+      </w:r>
+    </w:p>
+    <w:p>
+      <w:r>
+        <w:t>• AI 遇到某管段沒標管徑、某管件找不到對應料號會標「待補」給您補，不會自己猜長度或數量。</w:t>
+      </w:r>
+    </w:p>
+    <w:p>
+      <w:r>
+        <w:t>• 叫 AI 直接畫 dwg 或幫您把材料表定案，它會拒絕——繪圖和材料定案一律由設計師負責，AI 只出料表草稿供覆核。</w:t>
       </w:r>
     </w:p>
     <w:p/>
